--- a/Md_Rawfur_Monzur_Jim_CV.docx
+++ b/Md_Rawfur_Monzur_Jim_CV.docx
@@ -16,7 +16,31 @@
           <w:sz w:val="28"/>
           <w:szCs w:val="28"/>
         </w:rPr>
-        <w:t>Md Rawfur Monzur Jim</w:t>
+        <w:t xml:space="preserve">Md Rawfur </w:t>
+      </w:r>
+      <w:proofErr w:type="spellStart"/>
+      <w:r>
+        <w:rPr>
+          <w:b/>
+          <w:bCs/>
+          <w:smallCaps/>
+          <w:color w:val="294433"/>
+          <w:sz w:val="28"/>
+          <w:szCs w:val="28"/>
+        </w:rPr>
+        <w:t>Monzur</w:t>
+      </w:r>
+      <w:proofErr w:type="spellEnd"/>
+      <w:r>
+        <w:rPr>
+          <w:b/>
+          <w:bCs/>
+          <w:smallCaps/>
+          <w:color w:val="294433"/>
+          <w:sz w:val="28"/>
+          <w:szCs w:val="28"/>
+        </w:rPr>
+        <w:t xml:space="preserve"> Jim</w:t>
       </w:r>
     </w:p>
     <w:p>
@@ -201,7 +225,15 @@
         <w:t>years’ experience</w:t>
       </w:r>
       <w:r>
-        <w:t xml:space="preserve"> building LLM systems that run in production. Currently leading the AI transformation at JudgeService Research Ltd: adding LLM features to the company’s review-analytics platform and building new AI products for the UK automotive sector, including a paid review-response service used by </w:t>
+        <w:t xml:space="preserve"> building LLM systems that run in production. Currently leading the AI transformation at </w:t>
+      </w:r>
+      <w:proofErr w:type="spellStart"/>
+      <w:r>
+        <w:t>JudgeService</w:t>
+      </w:r>
+      <w:proofErr w:type="spellEnd"/>
+      <w:r>
+        <w:t xml:space="preserve"> Research Ltd: adding LLM features to the company’s review-analytics platform and building new AI products for the UK automotive sector, including a paid review-response service used by </w:t>
       </w:r>
       <w:r>
         <w:rPr>
@@ -247,7 +279,23 @@
         <w:t>30,000</w:t>
       </w:r>
       <w:r>
-        <w:t xml:space="preserve"> reviews a week. Hands-on across the whole stack: multi-agent design, fine-tuning (LoRA/QLoRA), RAG, evaluation, and keeping self-hosted GPU models running reliably.</w:t>
+        <w:t xml:space="preserve"> reviews a week. Hands-on across the whole stack: multi-agent design, fine-tuning (</w:t>
+      </w:r>
+      <w:proofErr w:type="spellStart"/>
+      <w:r>
+        <w:t>LoRA</w:t>
+      </w:r>
+      <w:proofErr w:type="spellEnd"/>
+      <w:r>
+        <w:t>/</w:t>
+      </w:r>
+      <w:proofErr w:type="spellStart"/>
+      <w:r>
+        <w:t>QLoRA</w:t>
+      </w:r>
+      <w:proofErr w:type="spellEnd"/>
+      <w:r>
+        <w:t>), RAG, evaluation, and keeping self-hosted GPU models running reliably.</w:t>
       </w:r>
     </w:p>
     <w:p>
@@ -280,7 +328,15 @@
         <w:t xml:space="preserve">LLM Engineering:  </w:t>
       </w:r>
       <w:r>
-        <w:t>multi-agent pipelines, prompt and few-shot engineering, structured JSON output (Pydantic), RAG, LLM-as-a-judge, hallucination guards, evaluation-set design</w:t>
+        <w:t>multi-agent pipelines, prompt and few-shot engineering, structured JSON output (</w:t>
+      </w:r>
+      <w:proofErr w:type="spellStart"/>
+      <w:r>
+        <w:t>Pydantic</w:t>
+      </w:r>
+      <w:proofErr w:type="spellEnd"/>
+      <w:r>
+        <w:t>), RAG, LLM-as-a-judge, hallucination guards, evaluation-set design</w:t>
       </w:r>
     </w:p>
     <w:p>
@@ -294,23 +350,86 @@
         </w:rPr>
         <w:t xml:space="preserve">Fine-Tuning &amp; Models:  </w:t>
       </w:r>
-      <w:r>
-        <w:t>LoRA, QLoRA, Unsloth, knowledge distillation, Llama 3 (8B/70B), Gemma 4 31B, Gemini API, Groq</w:t>
-      </w:r>
-    </w:p>
-    <w:p>
-      <w:pPr>
-        <w:spacing w:after="80"/>
-      </w:pPr>
-      <w:r>
-        <w:rPr>
-          <w:b/>
-          <w:bCs/>
-        </w:rPr>
-        <w:t xml:space="preserve">Serving &amp; MLOps:  </w:t>
-      </w:r>
-      <w:r>
-        <w:t>Ollama, Docker, FastAPI, HAProxy, AWS EC2, NVIDIA GPU servers (cloud and on-prem), KV-cache and concurrency tuning, health checks and alerting</w:t>
+      <w:proofErr w:type="spellStart"/>
+      <w:r>
+        <w:t>LoRA</w:t>
+      </w:r>
+      <w:proofErr w:type="spellEnd"/>
+      <w:r>
+        <w:t xml:space="preserve">, </w:t>
+      </w:r>
+      <w:proofErr w:type="spellStart"/>
+      <w:r>
+        <w:t>QLoRA</w:t>
+      </w:r>
+      <w:proofErr w:type="spellEnd"/>
+      <w:r>
+        <w:t xml:space="preserve">, </w:t>
+      </w:r>
+      <w:proofErr w:type="spellStart"/>
+      <w:r>
+        <w:t>Unsloth</w:t>
+      </w:r>
+      <w:proofErr w:type="spellEnd"/>
+      <w:r>
+        <w:t xml:space="preserve">, knowledge distillation, Llama 3 (8B/70B), Gemma 4 31B, Gemini API, </w:t>
+      </w:r>
+      <w:proofErr w:type="spellStart"/>
+      <w:r>
+        <w:t>Groq</w:t>
+      </w:r>
+      <w:proofErr w:type="spellEnd"/>
+    </w:p>
+    <w:p>
+      <w:pPr>
+        <w:spacing w:after="80"/>
+      </w:pPr>
+      <w:r>
+        <w:rPr>
+          <w:b/>
+          <w:bCs/>
+        </w:rPr>
+        <w:t xml:space="preserve">Serving &amp; </w:t>
+      </w:r>
+      <w:proofErr w:type="spellStart"/>
+      <w:r>
+        <w:rPr>
+          <w:b/>
+          <w:bCs/>
+        </w:rPr>
+        <w:t>MLOps</w:t>
+      </w:r>
+      <w:proofErr w:type="spellEnd"/>
+      <w:r>
+        <w:rPr>
+          <w:b/>
+          <w:bCs/>
+        </w:rPr>
+        <w:t xml:space="preserve">:  </w:t>
+      </w:r>
+      <w:proofErr w:type="spellStart"/>
+      <w:r>
+        <w:t>Ollama</w:t>
+      </w:r>
+      <w:proofErr w:type="spellEnd"/>
+      <w:r>
+        <w:t xml:space="preserve">, Docker, </w:t>
+      </w:r>
+      <w:proofErr w:type="spellStart"/>
+      <w:r>
+        <w:t>FastAPI</w:t>
+      </w:r>
+      <w:proofErr w:type="spellEnd"/>
+      <w:r>
+        <w:t xml:space="preserve">, </w:t>
+      </w:r>
+      <w:proofErr w:type="spellStart"/>
+      <w:r>
+        <w:t>HAProxy</w:t>
+      </w:r>
+      <w:proofErr w:type="spellEnd"/>
+      <w:r>
+        <w:t>, AWS EC2, NVIDIA GPU servers (cloud and on-prem), KV-cache and concurrency tuning, health checks and alerting</w:t>
       </w:r>
     </w:p>
     <w:p>
@@ -324,8 +443,21 @@
         </w:rPr>
         <w:t xml:space="preserve">Data &amp; Retrieval:  </w:t>
       </w:r>
-      <w:r>
-        <w:t>LangChain, Chroma, embeddings (Linq-Embed-Mistral), WhisperX speech-to-text, SQL, star-schema data warehousing, Power BI</w:t>
+      <w:proofErr w:type="spellStart"/>
+      <w:r>
+        <w:t>LangChain</w:t>
+      </w:r>
+      <w:proofErr w:type="spellEnd"/>
+      <w:r>
+        <w:t xml:space="preserve">, Chroma, embeddings (Linq-Embed-Mistral), </w:t>
+      </w:r>
+      <w:proofErr w:type="spellStart"/>
+      <w:r>
+        <w:t>WhisperX</w:t>
+      </w:r>
+      <w:proofErr w:type="spellEnd"/>
+      <w:r>
+        <w:t xml:space="preserve"> speech-to-text, SQL, star-schema data warehousing, Power BI</w:t>
       </w:r>
     </w:p>
     <w:p>
@@ -345,8 +477,13 @@
       <w:r>
         <w:t xml:space="preserve">, JavaScript, TypeScript, OOP, </w:t>
       </w:r>
-      <w:r>
-        <w:t>PyTorch, scikit-learn, Git, GitHub Actions CI/CD, unit and regression testing, record/replay LLM test harness, Jira, agentic workflows (Claude Code, MCP)</w:t>
+      <w:proofErr w:type="spellStart"/>
+      <w:r>
+        <w:t>PyTorch</w:t>
+      </w:r>
+      <w:proofErr w:type="spellEnd"/>
+      <w:r>
+        <w:t>, scikit-learn, Git, GitHub Actions CI/CD, unit and regression testing, record/replay LLM test harness, Jira, agentic workflows (Claude Code, MCP)</w:t>
       </w:r>
     </w:p>
     <w:p>
@@ -401,7 +538,35 @@
           <w:sz w:val="24"/>
           <w:szCs w:val="24"/>
         </w:rPr>
-        <w:t>AI Engineer — JudgeService Research Ltd, UK</w:t>
+        <w:t xml:space="preserve">AI Engineer — </w:t>
+      </w:r>
+      <w:proofErr w:type="spellStart"/>
+      <w:r>
+        <w:rPr>
+          <w:b/>
+          <w:bCs/>
+          <w:i/>
+          <w:iCs/>
+          <w:smallCaps/>
+          <w:color w:val="294433"/>
+          <w:sz w:val="24"/>
+          <w:szCs w:val="24"/>
+        </w:rPr>
+        <w:t>JudgeService</w:t>
+      </w:r>
+      <w:proofErr w:type="spellEnd"/>
+      <w:r>
+        <w:rPr>
+          <w:b/>
+          <w:bCs/>
+          <w:i/>
+          <w:iCs/>
+          <w:smallCaps/>
+          <w:color w:val="294433"/>
+          <w:sz w:val="24"/>
+          <w:szCs w:val="24"/>
+        </w:rPr>
+        <w:t xml:space="preserve"> Research Ltd, UK</w:t>
       </w:r>
       <w:r>
         <w:rPr>
@@ -486,7 +651,31 @@
         <w:t>Fine-tuned</w:t>
       </w:r>
       <w:r>
-        <w:t xml:space="preserve"> Llama 3 8B with LoRA/QLoRA (Unsloth) on examples generated by Llama 3 70B to fix a rule the small model kept breaking (one dealer’s brand name an exact number of times in every reply), keeping its speed and low cost in production.</w:t>
+        <w:t xml:space="preserve"> Llama 3 8B with </w:t>
+      </w:r>
+      <w:proofErr w:type="spellStart"/>
+      <w:r>
+        <w:t>LoRA</w:t>
+      </w:r>
+      <w:proofErr w:type="spellEnd"/>
+      <w:r>
+        <w:t>/</w:t>
+      </w:r>
+      <w:proofErr w:type="spellStart"/>
+      <w:r>
+        <w:t>QLoRA</w:t>
+      </w:r>
+      <w:proofErr w:type="spellEnd"/>
+      <w:r>
+        <w:t xml:space="preserve"> (</w:t>
+      </w:r>
+      <w:proofErr w:type="spellStart"/>
+      <w:r>
+        <w:t>Unsloth</w:t>
+      </w:r>
+      <w:proofErr w:type="spellEnd"/>
+      <w:r>
+        <w:t>) on examples generated by Llama 3 70B to fix a rule the small model kept breaking (one dealer’s brand name an exact number of times in every reply), keeping its speed and low cost in production.</w:t>
       </w:r>
     </w:p>
     <w:p>
@@ -510,7 +699,15 @@
         <w:t>Docker</w:t>
       </w:r>
       <w:r>
-        <w:t xml:space="preserve"> behind a FastAPI REST API. Deployed first on </w:t>
+        <w:t xml:space="preserve"> behind a </w:t>
+      </w:r>
+      <w:proofErr w:type="spellStart"/>
+      <w:r>
+        <w:t>FastAPI</w:t>
+      </w:r>
+      <w:proofErr w:type="spellEnd"/>
+      <w:r>
+        <w:t xml:space="preserve"> REST API. Deployed first on </w:t>
       </w:r>
       <w:r>
         <w:rPr>
@@ -783,7 +980,23 @@
         <w:t>Engineered a zero-downtime LLM architecture</w:t>
       </w:r>
       <w:r>
-        <w:t xml:space="preserve"> using HAProxy and active-passive Ollama servers, featuring automated failover, self-healing restarts, and proactive IT alerting.</w:t>
+        <w:t xml:space="preserve"> using </w:t>
+      </w:r>
+      <w:proofErr w:type="spellStart"/>
+      <w:r>
+        <w:t>HAProxy</w:t>
+      </w:r>
+      <w:proofErr w:type="spellEnd"/>
+      <w:r>
+        <w:t xml:space="preserve"> and active-passive </w:t>
+      </w:r>
+      <w:proofErr w:type="spellStart"/>
+      <w:r>
+        <w:t>Ollama</w:t>
+      </w:r>
+      <w:proofErr w:type="spellEnd"/>
+      <w:r>
+        <w:t xml:space="preserve"> servers, featuring automated failover, self-healing restarts, and proactive IT alerting.</w:t>
       </w:r>
     </w:p>
     <w:p>
@@ -837,12 +1050,21 @@
         <w:lastRenderedPageBreak/>
         <w:t xml:space="preserve">Designed the retrieval end to end: </w:t>
       </w:r>
-      <w:r>
-        <w:rPr>
-          <w:b/>
-          <w:bCs/>
-        </w:rPr>
-        <w:t xml:space="preserve">LangChain </w:t>
+      <w:proofErr w:type="spellStart"/>
+      <w:r>
+        <w:rPr>
+          <w:b/>
+          <w:bCs/>
+        </w:rPr>
+        <w:t>LangChain</w:t>
+      </w:r>
+      <w:proofErr w:type="spellEnd"/>
+      <w:r>
+        <w:rPr>
+          <w:b/>
+          <w:bCs/>
+        </w:rPr>
+        <w:t xml:space="preserve"> </w:t>
       </w:r>
       <w:r>
         <w:t xml:space="preserve">ingestion, 2,000-character chunks, </w:t>
@@ -885,7 +1107,15 @@
         <w:spacing w:after="80"/>
       </w:pPr>
       <w:r>
-        <w:t>Made it stable at scale: added a PyTorch GPU-memory safeguard (periodic cache clearing with short pauses) after early runs crashed on thousands of files, and refactored the pipeline into modular, object-oriented Python.</w:t>
+        <w:t xml:space="preserve">Made it stable at scale: added a </w:t>
+      </w:r>
+      <w:proofErr w:type="spellStart"/>
+      <w:r>
+        <w:t>PyTorch</w:t>
+      </w:r>
+      <w:proofErr w:type="spellEnd"/>
+      <w:r>
+        <w:t xml:space="preserve"> GPU-memory safeguard (periodic cache clearing with short pauses) after early runs crashed on thousands of files, and refactored the pipeline into modular, object-oriented Python.</w:t>
       </w:r>
     </w:p>
     <w:p>
@@ -912,7 +1142,15 @@
         <w:spacing w:after="80"/>
       </w:pPr>
       <w:r>
-        <w:t>Built an automated call-quality assessment tool: WhisperX transcribes recorded calls and an LLM assesses each one against a set of quality rules, replacing manual QA audits.</w:t>
+        <w:t xml:space="preserve">Built an automated call-quality assessment tool: </w:t>
+      </w:r>
+      <w:proofErr w:type="spellStart"/>
+      <w:r>
+        <w:t>WhisperX</w:t>
+      </w:r>
+      <w:proofErr w:type="spellEnd"/>
+      <w:r>
+        <w:t xml:space="preserve"> transcribes recorded calls and an LLM assesses each one against a set of quality rules, replacing manual QA audits.</w:t>
       </w:r>
     </w:p>
     <w:p>
@@ -964,19 +1202,28 @@
         </w:rPr>
         <w:t xml:space="preserve"> </w:t>
       </w:r>
-      <w:r>
-        <w:rPr>
-          <w:b/>
-          <w:bCs/>
-        </w:rPr>
-        <w:t>ResumeTailor (Built with Claude &amp; Jira)</w:t>
-      </w:r>
-      <w:r>
-        <w:rPr>
-          <w:b/>
-          <w:bCs/>
-        </w:rPr>
-        <w:t xml:space="preserve"> </w:t>
+      <w:proofErr w:type="spellStart"/>
+      <w:r>
+        <w:rPr>
+          <w:b/>
+          <w:bCs/>
+        </w:rPr>
+        <w:t>ResumeTailor</w:t>
+      </w:r>
+      <w:proofErr w:type="spellEnd"/>
+      <w:r>
+        <w:rPr>
+          <w:b/>
+          <w:bCs/>
+        </w:rPr>
+        <w:t xml:space="preserve"> (Built with Claude &amp; Jira) </w:t>
+      </w:r>
+      <w:r>
+        <w:rPr>
+          <w:b/>
+          <w:bCs/>
+        </w:rPr>
+        <w:t>[</w:t>
       </w:r>
       <w:hyperlink r:id="rId8" w:history="1">
         <w:r>
@@ -1000,7 +1247,15 @@
         <w:spacing w:after="80"/>
       </w:pPr>
       <w:r>
-        <w:t xml:space="preserve">Engineered a six-agent pipeline (Gemini Flash) that analyzes job descriptions against a candidate’s real experience to precisely rewrite CV summaries and skills, boosting </w:t>
+        <w:t xml:space="preserve">Engineered a six-agent pipeline (Gemini Flash) that </w:t>
+      </w:r>
+      <w:proofErr w:type="spellStart"/>
+      <w:r>
+        <w:t>analyzes</w:t>
+      </w:r>
+      <w:proofErr w:type="spellEnd"/>
+      <w:r>
+        <w:t xml:space="preserve"> job descriptions against a candidate’s real experience to precisely rewrite CV summaries and skills, boosting </w:t>
       </w:r>
       <w:r>
         <w:rPr>
@@ -1120,7 +1375,15 @@
         <w:spacing w:after="80"/>
       </w:pPr>
       <w:r>
-        <w:t xml:space="preserve">Developed a data warehouse to analyze government spending patterns, facilitating </w:t>
+        <w:t xml:space="preserve">Developed a data warehouse to </w:t>
+      </w:r>
+      <w:proofErr w:type="spellStart"/>
+      <w:r>
+        <w:t>analyze</w:t>
+      </w:r>
+      <w:proofErr w:type="spellEnd"/>
+      <w:r>
+        <w:t xml:space="preserve"> government spending patterns, facilitating </w:t>
       </w:r>
       <w:r>
         <w:rPr>
@@ -1212,6 +1475,13 @@
           <w:bCs/>
         </w:rPr>
         <w:t>Personalised Diet Recommendation System</w:t>
+      </w:r>
+      <w:r>
+        <w:rPr>
+          <w:b/>
+          <w:bCs/>
+        </w:rPr>
+        <w:t xml:space="preserve"> </w:t>
       </w:r>
       <w:r>
         <w:rPr>
@@ -1290,7 +1560,23 @@
           <w:b/>
           <w:bCs/>
         </w:rPr>
-        <w:t xml:space="preserve">K-nearest Neighbors </w:t>
+        <w:t xml:space="preserve">K-nearest </w:t>
+      </w:r>
+      <w:proofErr w:type="spellStart"/>
+      <w:r>
+        <w:rPr>
+          <w:b/>
+          <w:bCs/>
+        </w:rPr>
+        <w:t>Neighbors</w:t>
+      </w:r>
+      <w:proofErr w:type="spellEnd"/>
+      <w:r>
+        <w:rPr>
+          <w:b/>
+          <w:bCs/>
+        </w:rPr>
+        <w:t xml:space="preserve"> </w:t>
       </w:r>
       <w:r>
         <w:t>algorithm to tailor diet advice considering user metrics like age, height, weight, gender, activity level, BMI, and BMR.</w:t>
@@ -1351,6 +1637,13 @@
           <w:bCs/>
         </w:rPr>
         <w:t>Multimodal Sarcasm Detection</w:t>
+      </w:r>
+      <w:r>
+        <w:rPr>
+          <w:b/>
+          <w:bCs/>
+        </w:rPr>
+        <w:t xml:space="preserve"> </w:t>
       </w:r>
       <w:r>
         <w:rPr>
@@ -1400,6 +1693,7 @@
       <w:r>
         <w:t xml:space="preserve"> and </w:t>
       </w:r>
+      <w:proofErr w:type="spellStart"/>
       <w:r>
         <w:rPr>
           <w:b/>
@@ -1407,6 +1701,7 @@
         </w:rPr>
         <w:t>EasyOCR</w:t>
       </w:r>
+      <w:proofErr w:type="spellEnd"/>
       <w:r>
         <w:t>.</w:t>
       </w:r>
@@ -1434,6 +1729,7 @@
       <w:r>
         <w:t xml:space="preserve"> and </w:t>
       </w:r>
+      <w:proofErr w:type="spellStart"/>
       <w:r>
         <w:rPr>
           <w:b/>
@@ -1441,9 +1737,11 @@
         </w:rPr>
         <w:t>FastText</w:t>
       </w:r>
+      <w:proofErr w:type="spellEnd"/>
       <w:r>
         <w:t xml:space="preserve"> text models with a </w:t>
       </w:r>
+      <w:proofErr w:type="spellStart"/>
       <w:r>
         <w:rPr>
           <w:b/>
@@ -1451,8 +1749,25 @@
         </w:rPr>
         <w:t>ResNet</w:t>
       </w:r>
-      <w:r>
-        <w:t xml:space="preserve"> image model to rate sarcasm and irony, working with the Facebook community Commenti Memorabili on their data.</w:t>
+      <w:proofErr w:type="spellEnd"/>
+      <w:r>
+        <w:t xml:space="preserve"> image model to rate sarcasm and irony, working with the Facebook community </w:t>
+      </w:r>
+      <w:proofErr w:type="spellStart"/>
+      <w:r>
+        <w:t>Commenti</w:t>
+      </w:r>
+      <w:proofErr w:type="spellEnd"/>
+      <w:r>
+        <w:t xml:space="preserve"> </w:t>
+      </w:r>
+      <w:proofErr w:type="spellStart"/>
+      <w:r>
+        <w:t>Memorabili</w:t>
+      </w:r>
+      <w:proofErr w:type="spellEnd"/>
+      <w:r>
+        <w:t xml:space="preserve"> on their data.</w:t>
       </w:r>
     </w:p>
     <w:p>
@@ -1466,6 +1781,13 @@
           <w:bCs/>
         </w:rPr>
         <w:t>Student Mathematics Performance Predictor</w:t>
+      </w:r>
+      <w:r>
+        <w:rPr>
+          <w:b/>
+          <w:bCs/>
+        </w:rPr>
+        <w:t xml:space="preserve"> </w:t>
       </w:r>
       <w:r>
         <w:rPr>
@@ -1527,14 +1849,63 @@
         <w:spacing w:after="80"/>
       </w:pPr>
       <w:r>
-        <w:t xml:space="preserve">Utilized and Hyperparameter-tuned various algorithms and predict (RandomForest, DecisionTree, GradientBoosting, Linear Regression, </w:t>
-      </w:r>
-      <w:r>
-        <w:rPr>
-          <w:b/>
-          <w:bCs/>
-        </w:rPr>
-        <w:t>XGBRegressor, CatBoosting, AdaBoost</w:t>
+        <w:t>Utilized and Hyperparameter-tuned various algorithms and predict (</w:t>
+      </w:r>
+      <w:proofErr w:type="spellStart"/>
+      <w:r>
+        <w:t>RandomForest</w:t>
+      </w:r>
+      <w:proofErr w:type="spellEnd"/>
+      <w:r>
+        <w:t xml:space="preserve">, </w:t>
+      </w:r>
+      <w:proofErr w:type="spellStart"/>
+      <w:r>
+        <w:t>DecisionTree</w:t>
+      </w:r>
+      <w:proofErr w:type="spellEnd"/>
+      <w:r>
+        <w:t xml:space="preserve">, </w:t>
+      </w:r>
+      <w:proofErr w:type="spellStart"/>
+      <w:r>
+        <w:t>GradientBoosting</w:t>
+      </w:r>
+      <w:proofErr w:type="spellEnd"/>
+      <w:r>
+        <w:t xml:space="preserve">, Linear Regression, </w:t>
+      </w:r>
+      <w:proofErr w:type="spellStart"/>
+      <w:r>
+        <w:rPr>
+          <w:b/>
+          <w:bCs/>
+        </w:rPr>
+        <w:t>XGBRegressor</w:t>
+      </w:r>
+      <w:proofErr w:type="spellEnd"/>
+      <w:r>
+        <w:rPr>
+          <w:b/>
+          <w:bCs/>
+        </w:rPr>
+        <w:t xml:space="preserve">, </w:t>
+      </w:r>
+      <w:proofErr w:type="spellStart"/>
+      <w:r>
+        <w:rPr>
+          <w:b/>
+          <w:bCs/>
+        </w:rPr>
+        <w:t>CatBoosting</w:t>
+      </w:r>
+      <w:proofErr w:type="spellEnd"/>
+      <w:r>
+        <w:rPr>
+          <w:b/>
+          <w:bCs/>
+        </w:rPr>
+        <w:t>, AdaBoost</w:t>
       </w:r>
       <w:r>
         <w:t>) for optimal results and showcasing my dedication in problem solving.</w:t>
@@ -2356,6 +2727,7 @@
   <w:style w:type="character" w:default="1" w:styleId="DefaultParagraphFont">
     <w:name w:val="Default Paragraph Font"/>
     <w:uiPriority w:val="1"/>
+    <w:semiHidden/>
     <w:unhideWhenUsed/>
   </w:style>
   <w:style w:type="table" w:default="1" w:styleId="TableNormal">
